--- a/t38_s4.docx
+++ b/t38_s4.docx
@@ -3,2348 +3,998 @@
 <w:document xmlns:wpc="http://schemas.microsoft.com/office/word/2010/wordprocessingCanvas" xmlns:mo="http://schemas.microsoft.com/office/mac/office/2008/main" xmlns:mc="http://schemas.openxmlformats.org/markup-compatibility/2006" xmlns:mv="urn:schemas-microsoft-com:mac:vml" xmlns:o="urn:schemas-microsoft-com:office:office" xmlns:r="http://schemas.openxmlformats.org/officeDocument/2006/relationships" xmlns:m="http://schemas.openxmlformats.org/officeDocument/2006/math" xmlns:v="urn:schemas-microsoft-com:vml" xmlns:wp14="http://schemas.microsoft.com/office/word/2010/wordprocessingDrawing" xmlns:wp="http://schemas.openxmlformats.org/drawingml/2006/wordprocessingDrawing" xmlns:w10="urn:schemas-microsoft-com:office:word" xmlns:w="http://schemas.openxmlformats.org/wordprocessingml/2006/main" xmlns:w14="http://schemas.microsoft.com/office/word/2010/wordml" xmlns:wpg="http://schemas.microsoft.com/office/word/2010/wordprocessingGroup" xmlns:wpi="http://schemas.microsoft.com/office/word/2010/wordprocessingInk" xmlns:wne="http://schemas.microsoft.com/office/word/2006/wordml" xmlns:wps="http://schemas.microsoft.com/office/word/2010/wordprocessingShape" mc:Ignorable="w14 wp14">
   <w:body>
     <w:p>
-      <w:pPr>
-        <w:spacing w:after="40" w:before="120"/>
-      </w:pPr>
       <w:r>
-        <w:rPr>
-          <w:b w:val="0"/>
-          <w:i w:val="0"/>
-          <w:sz w:val="22"/>
-        </w:rPr>
-        <w:t>Question: A client fell and hit his head, briefly lost consciousness, then was alert, and hours later became drowsy with a dilated pupil on the same side. Which injury should the nurse suspect?</w:t>
+        <w:t xml:space="preserve">Question: Thoracentesis is performed primarily to:</w:t>
       </w:r>
     </w:p>
     <w:p>
-      <w:pPr>
-        <w:spacing w:after="0" w:before="0"/>
-      </w:pPr>
       <w:r>
-        <w:rPr>
-          <w:b w:val="0"/>
-          <w:i w:val="0"/>
-          <w:sz w:val="22"/>
-        </w:rPr>
-        <w:t>(a) Epidural haematoma</w:t>
+        <w:t xml:space="preserve">(a) Increase blood pressure</w:t>
       </w:r>
     </w:p>
     <w:p>
-      <w:pPr>
-        <w:spacing w:after="0" w:before="0"/>
-      </w:pPr>
       <w:r>
-        <w:rPr>
-          <w:b w:val="0"/>
-          <w:i w:val="0"/>
-          <w:sz w:val="22"/>
-        </w:rPr>
-        <w:t>(b) Subdural haematoma</w:t>
+        <w:t xml:space="preserve">(b) Remove fluid or air from the pleural space</w:t>
       </w:r>
     </w:p>
     <w:p>
-      <w:pPr>
-        <w:spacing w:after="0" w:before="0"/>
-      </w:pPr>
       <w:r>
-        <w:rPr>
-          <w:b w:val="0"/>
-          <w:i w:val="0"/>
-          <w:sz w:val="22"/>
-        </w:rPr>
-        <w:t>(c) Subarachnoid haemorrhage</w:t>
+        <w:t xml:space="preserve">(c) Administer medications intravenously</w:t>
       </w:r>
     </w:p>
     <w:p>
-      <w:pPr>
-        <w:spacing w:after="0" w:before="0"/>
-      </w:pPr>
       <w:r>
-        <w:rPr>
-          <w:b w:val="0"/>
-          <w:i w:val="0"/>
-          <w:sz w:val="22"/>
-        </w:rPr>
-        <w:t>(d) Cerebral contusion</w:t>
+        <w:t xml:space="preserve">(d) Measure intracranial pressure</w:t>
       </w:r>
     </w:p>
     <w:p>
-      <w:pPr>
-        <w:spacing w:after="0" w:before="40"/>
-      </w:pPr>
       <w:r>
-        <w:rPr>
-          <w:b/>
-          <w:i w:val="0"/>
-          <w:sz w:val="22"/>
-        </w:rPr>
-        <w:t>Answer: a</w:t>
+        <w:t xml:space="preserve">Answer: b</w:t>
       </w:r>
     </w:p>
     <w:p>
-      <w:pPr>
-        <w:spacing w:after="0" w:before="0"/>
-      </w:pPr>
       <w:r>
-        <w:rPr>
-          <w:b w:val="0"/>
-          <w:i w:val="0"/>
-          <w:sz w:val="21"/>
-        </w:rPr>
-        <w:t>Solution: Epidural haematoma classically follows a lucid interval—brief unconsciousness, a period of alertness, then rapid deterioration with ipsilateral pupil dilation from middle meningeal artery bleeding. Subdural (b) develops more slowly, often in the elderly.</w:t>
+        <w:t xml:space="preserve">Solution: Thoracentesis aspirates pleural fluid or air for relief and diagnosis; the client sits upright leaning forward for the procedure.</w:t>
       </w:r>
     </w:p>
     <w:p>
-      <w:pPr>
-        <w:spacing w:after="0" w:before="0"/>
-      </w:pPr>
       <w:r>
-        <w:rPr>
-          <w:b w:val="0"/>
-          <w:i w:val="0"/>
-          <w:sz w:val="20"/>
-        </w:rPr>
-        <w:t>Positive Marks: 1</w:t>
+        <w:t xml:space="preserve">Positive Marks: 1</w:t>
       </w:r>
     </w:p>
     <w:p>
-      <w:pPr>
-        <w:spacing w:after="160" w:before="0"/>
-      </w:pPr>
       <w:r>
-        <w:rPr>
-          <w:b w:val="0"/>
-          <w:i w:val="0"/>
-          <w:sz w:val="20"/>
-        </w:rPr>
-        <w:t>Negative Marks: 0.25</w:t>
+        <w:t xml:space="preserve">Negative Marks: 0.25</w:t>
       </w:r>
     </w:p>
     <w:p>
-      <w:pPr>
-        <w:spacing w:after="40" w:before="120"/>
-      </w:pPr>
       <w:r>
-        <w:rPr>
-          <w:b w:val="0"/>
-          <w:i w:val="0"/>
-          <w:sz w:val="22"/>
-        </w:rPr>
-        <w:t>Question: A client with a diagnosed cerebral aneurysm is on strict bed rest. Which nursing intervention helps prevent rebleeding?</w:t>
+        <w:t xml:space="preserve"/>
       </w:r>
     </w:p>
     <w:p>
-      <w:pPr>
-        <w:spacing w:after="0" w:before="0"/>
-      </w:pPr>
       <w:r>
-        <w:rPr>
-          <w:b w:val="0"/>
-          <w:i w:val="0"/>
-          <w:sz w:val="22"/>
-        </w:rPr>
-        <w:t>(a) Minimize environmental stimulation and prevent straining</w:t>
+        <w:t xml:space="preserve">Question: The oral route for temperature measurement is contraindicated in a client who:</w:t>
       </w:r>
     </w:p>
     <w:p>
-      <w:pPr>
-        <w:spacing w:after="0" w:before="0"/>
-      </w:pPr>
       <w:r>
-        <w:rPr>
-          <w:b w:val="0"/>
-          <w:i w:val="0"/>
-          <w:sz w:val="22"/>
-        </w:rPr>
-        <w:t>(b) Encourage vigorous coughing and deep breathing</w:t>
+        <w:t xml:space="preserve">(a) Has just walked into the room</w:t>
       </w:r>
     </w:p>
     <w:p>
-      <w:pPr>
-        <w:spacing w:after="0" w:before="0"/>
-      </w:pPr>
       <w:r>
-        <w:rPr>
-          <w:b w:val="0"/>
-          <w:i w:val="0"/>
-          <w:sz w:val="22"/>
-        </w:rPr>
-        <w:t>(c) Keep the head of the bed flat with no pillows</w:t>
+        <w:t xml:space="preserve">(b) Is over 6 years old</w:t>
       </w:r>
     </w:p>
     <w:p>
-      <w:pPr>
-        <w:spacing w:after="0" w:before="0"/>
-      </w:pPr>
       <w:r>
-        <w:rPr>
-          <w:b w:val="0"/>
-          <w:i w:val="0"/>
-          <w:sz w:val="22"/>
-        </w:rPr>
-        <w:t>(d) Allow the client to ambulate to the bathroom</w:t>
+        <w:t xml:space="preserve">(c) Is unconscious, confused, or has had recent oral surgery</w:t>
       </w:r>
     </w:p>
     <w:p>
-      <w:pPr>
-        <w:spacing w:after="0" w:before="40"/>
-      </w:pPr>
       <w:r>
-        <w:rPr>
-          <w:b/>
-          <w:i w:val="0"/>
-          <w:sz w:val="22"/>
-        </w:rPr>
-        <w:t>Answer: a</w:t>
+        <w:t xml:space="preserve">(d) Is fasting</w:t>
       </w:r>
     </w:p>
     <w:p>
-      <w:pPr>
-        <w:spacing w:after="0" w:before="0"/>
-      </w:pPr>
       <w:r>
-        <w:rPr>
-          <w:b w:val="0"/>
-          <w:i w:val="0"/>
-          <w:sz w:val="21"/>
-        </w:rPr>
-        <w:t>Solution: After aneurysm rupture or while it is unclipped, rebleeding is prevented by a quiet, dark environment, stool softeners to prevent straining, and avoidance of exertion. Coughing (b) and ambulation (d) raise intracranial pressure and risk rebleeding.</w:t>
+        <w:t xml:space="preserve">Answer: c</w:t>
       </w:r>
     </w:p>
     <w:p>
-      <w:pPr>
-        <w:spacing w:after="0" w:before="0"/>
-      </w:pPr>
       <w:r>
-        <w:rPr>
-          <w:b w:val="0"/>
-          <w:i w:val="0"/>
-          <w:sz w:val="20"/>
-        </w:rPr>
-        <w:t>Positive Marks: 1</w:t>
+        <w:t xml:space="preserve">Solution: The oral route is unsafe in unconscious, confused, or postoperative oral clients because of biting and aspiration risk.</w:t>
       </w:r>
     </w:p>
     <w:p>
-      <w:pPr>
-        <w:spacing w:after="160" w:before="0"/>
-      </w:pPr>
       <w:r>
-        <w:rPr>
-          <w:b w:val="0"/>
-          <w:i w:val="0"/>
-          <w:sz w:val="20"/>
-        </w:rPr>
-        <w:t>Negative Marks: 0.25</w:t>
+        <w:t xml:space="preserve">Positive Marks: 1</w:t>
       </w:r>
     </w:p>
     <w:p>
-      <w:pPr>
-        <w:spacing w:after="40" w:before="120"/>
-      </w:pPr>
       <w:r>
-        <w:rPr>
-          <w:b w:val="0"/>
-          <w:i w:val="0"/>
-          <w:sz w:val="22"/>
-        </w:rPr>
-        <w:t>Question: A client has a cutaneous ureterostomy after cystectomy. Which assessment finding requires immediate attention?</w:t>
+        <w:t xml:space="preserve">Negative Marks: 0.25</w:t>
       </w:r>
     </w:p>
     <w:p>
-      <w:pPr>
-        <w:spacing w:after="0" w:before="0"/>
-      </w:pPr>
       <w:r>
-        <w:rPr>
-          <w:b w:val="0"/>
-          <w:i w:val="0"/>
-          <w:sz w:val="22"/>
-        </w:rPr>
-        <w:t>(a) The stoma appears dark purple or dusky</w:t>
+        <w:t xml:space="preserve"/>
       </w:r>
     </w:p>
     <w:p>
-      <w:pPr>
-        <w:spacing w:after="0" w:before="0"/>
-      </w:pPr>
       <w:r>
-        <w:rPr>
-          <w:b w:val="0"/>
-          <w:i w:val="0"/>
-          <w:sz w:val="22"/>
-        </w:rPr>
-        <w:t>(b) The stoma is moist and beefy red</w:t>
+        <w:t xml:space="preserve">Question: A pregnant woman should be taught to count fetal movements and report if she feels fewer than:</w:t>
       </w:r>
     </w:p>
     <w:p>
-      <w:pPr>
-        <w:spacing w:after="0" w:before="0"/>
-      </w:pPr>
       <w:r>
-        <w:rPr>
-          <w:b w:val="0"/>
-          <w:i w:val="0"/>
-          <w:sz w:val="22"/>
-        </w:rPr>
-        <w:t>(c) Urine output is 40 mL per hour</w:t>
+        <w:t xml:space="preserve">(a) 10 movements in 12 hours</w:t>
       </w:r>
     </w:p>
     <w:p>
-      <w:pPr>
-        <w:spacing w:after="0" w:before="0"/>
-      </w:pPr>
       <w:r>
-        <w:rPr>
-          <w:b w:val="0"/>
-          <w:i w:val="0"/>
-          <w:sz w:val="22"/>
-        </w:rPr>
-        <w:t>(d) The skin around the stoma is slightly red</w:t>
+        <w:t xml:space="preserve">(b) 50 movements in 1 hour</w:t>
       </w:r>
     </w:p>
     <w:p>
-      <w:pPr>
-        <w:spacing w:after="0" w:before="40"/>
-      </w:pPr>
       <w:r>
-        <w:rPr>
-          <w:b/>
-          <w:i w:val="0"/>
-          <w:sz w:val="22"/>
-        </w:rPr>
-        <w:t>Answer: a</w:t>
+        <w:t xml:space="preserve">(c) 2 movements in a day</w:t>
       </w:r>
     </w:p>
     <w:p>
-      <w:pPr>
-        <w:spacing w:after="0" w:before="0"/>
-      </w:pPr>
       <w:r>
-        <w:rPr>
-          <w:b w:val="0"/>
-          <w:i w:val="0"/>
-          <w:sz w:val="21"/>
-        </w:rPr>
-        <w:t>Solution: A dusky, dark purple stoma indicates ischaemia or necrosis of the stoma, which is an emergency. A moist beefy-red stoma (b) is normal, adequate urine output (c) is reassuring, and mild peristomal redness (d) is common.</w:t>
+        <w:t xml:space="preserve">(d) 100 movements in a week</w:t>
       </w:r>
     </w:p>
     <w:p>
-      <w:pPr>
-        <w:spacing w:after="0" w:before="0"/>
-      </w:pPr>
       <w:r>
-        <w:rPr>
-          <w:b w:val="0"/>
-          <w:i w:val="0"/>
-          <w:sz w:val="20"/>
-        </w:rPr>
-        <w:t>Positive Marks: 1</w:t>
+        <w:t xml:space="preserve">Answer: a</w:t>
       </w:r>
     </w:p>
     <w:p>
-      <w:pPr>
-        <w:spacing w:after="160" w:before="0"/>
-      </w:pPr>
       <w:r>
-        <w:rPr>
-          <w:b w:val="0"/>
-          <w:i w:val="0"/>
-          <w:sz w:val="20"/>
-        </w:rPr>
-        <w:t>Negative Marks: 0.25</w:t>
+        <w:t xml:space="preserve">Solution: Fewer than 10 fetal movements in 12 hours (or a marked decline) may signal fetal compromise and requires evaluation.</w:t>
       </w:r>
     </w:p>
     <w:p>
-      <w:pPr>
-        <w:spacing w:after="40" w:before="120"/>
-      </w:pPr>
       <w:r>
-        <w:rPr>
-          <w:b w:val="0"/>
-          <w:i w:val="0"/>
-          <w:sz w:val="22"/>
-        </w:rPr>
-        <w:t>Question: A nurse assesses a surgical skin flap and notes a dusky blue colour with rapid capillary refill. This finding indicates:</w:t>
+        <w:t xml:space="preserve">Positive Marks: 1</w:t>
       </w:r>
     </w:p>
     <w:p>
-      <w:pPr>
-        <w:spacing w:after="0" w:before="0"/>
-      </w:pPr>
       <w:r>
-        <w:rPr>
-          <w:b w:val="0"/>
-          <w:i w:val="0"/>
-          <w:sz w:val="22"/>
-        </w:rPr>
-        <w:t>(a) Venous congestion</w:t>
+        <w:t xml:space="preserve">Negative Marks: 0.25</w:t>
       </w:r>
     </w:p>
     <w:p>
-      <w:pPr>
-        <w:spacing w:after="0" w:before="0"/>
-      </w:pPr>
       <w:r>
-        <w:rPr>
-          <w:b w:val="0"/>
-          <w:i w:val="0"/>
-          <w:sz w:val="22"/>
-        </w:rPr>
-        <w:t>(b) Arterial occlusion</w:t>
+        <w:t xml:space="preserve"/>
       </w:r>
     </w:p>
     <w:p>
-      <w:pPr>
-        <w:spacing w:after="0" w:before="0"/>
-      </w:pPr>
       <w:r>
-        <w:rPr>
-          <w:b w:val="0"/>
-          <w:i w:val="0"/>
-          <w:sz w:val="22"/>
-        </w:rPr>
-        <w:t>(c) Normal healing</w:t>
+        <w:t xml:space="preserve">Question: Oral thrush (candidiasis) in an infant is treated with:</w:t>
       </w:r>
     </w:p>
     <w:p>
-      <w:pPr>
-        <w:spacing w:after="0" w:before="0"/>
-      </w:pPr>
       <w:r>
-        <w:rPr>
-          <w:b w:val="0"/>
-          <w:i w:val="0"/>
-          <w:sz w:val="22"/>
-        </w:rPr>
-        <w:t>(d) Wound infection</w:t>
+        <w:t xml:space="preserve">(a) Systemic antibiotics</w:t>
       </w:r>
     </w:p>
     <w:p>
-      <w:pPr>
-        <w:spacing w:after="0" w:before="40"/>
-      </w:pPr>
       <w:r>
-        <w:rPr>
-          <w:b/>
-          <w:i w:val="0"/>
-          <w:sz w:val="22"/>
-        </w:rPr>
-        <w:t>Answer: a</w:t>
+        <w:t xml:space="preserve">(b) Steroid creams</w:t>
       </w:r>
     </w:p>
     <w:p>
-      <w:pPr>
-        <w:spacing w:after="0" w:before="0"/>
-      </w:pPr>
       <w:r>
-        <w:rPr>
-          <w:b w:val="0"/>
-          <w:i w:val="0"/>
-          <w:sz w:val="21"/>
-        </w:rPr>
-        <w:t>Solution: A dusky, blue-purple flap with brisk capillary refill indicates venous congestion, meaning impaired outflow. Arterial occlusion (b) appears pale with sluggish refill; a normal flap (c) is pink with adequate refill.</w:t>
+        <w:t xml:space="preserve">(c) Antacids</w:t>
       </w:r>
     </w:p>
     <w:p>
-      <w:pPr>
-        <w:spacing w:after="0" w:before="0"/>
-      </w:pPr>
       <w:r>
-        <w:rPr>
-          <w:b w:val="0"/>
-          <w:i w:val="0"/>
-          <w:sz w:val="20"/>
-        </w:rPr>
-        <w:t>Positive Marks: 1</w:t>
+        <w:t xml:space="preserve">(d) Nystatin suspension applied to the mouth</w:t>
       </w:r>
     </w:p>
     <w:p>
-      <w:pPr>
-        <w:spacing w:after="160" w:before="0"/>
-      </w:pPr>
       <w:r>
-        <w:rPr>
-          <w:b w:val="0"/>
-          <w:i w:val="0"/>
-          <w:sz w:val="20"/>
-        </w:rPr>
-        <w:t>Negative Marks: 0.25</w:t>
+        <w:t xml:space="preserve">Answer: d</w:t>
       </w:r>
     </w:p>
     <w:p>
-      <w:pPr>
-        <w:spacing w:after="40" w:before="120"/>
-      </w:pPr>
       <w:r>
-        <w:rPr>
-          <w:b w:val="0"/>
-          <w:i w:val="0"/>
-          <w:sz w:val="22"/>
-        </w:rPr>
-        <w:t>Question: The physician orders 500 mg of a drug. The ampoule label reads '250 mg/5 mL'. How many millilitres should the nurse administer?</w:t>
+        <w:t xml:space="preserve">Solution: Nystatin oral suspension is applied to the mouth after feeds; antibiotics and steroids would worsen candida overgrowth.</w:t>
       </w:r>
     </w:p>
     <w:p>
-      <w:pPr>
-        <w:spacing w:after="0" w:before="0"/>
-      </w:pPr>
       <w:r>
-        <w:rPr>
-          <w:b w:val="0"/>
-          <w:i w:val="0"/>
-          <w:sz w:val="22"/>
-        </w:rPr>
-        <w:t>(a) 2.5 mL</w:t>
+        <w:t xml:space="preserve">Positive Marks: 1</w:t>
       </w:r>
     </w:p>
     <w:p>
-      <w:pPr>
-        <w:spacing w:after="0" w:before="0"/>
-      </w:pPr>
       <w:r>
-        <w:rPr>
-          <w:b w:val="0"/>
-          <w:i w:val="0"/>
-          <w:sz w:val="22"/>
-        </w:rPr>
-        <w:t>(b) 5 mL</w:t>
+        <w:t xml:space="preserve">Negative Marks: 0.25</w:t>
       </w:r>
     </w:p>
     <w:p>
-      <w:pPr>
-        <w:spacing w:after="0" w:before="0"/>
-      </w:pPr>
       <w:r>
-        <w:rPr>
-          <w:b w:val="0"/>
-          <w:i w:val="0"/>
-          <w:sz w:val="22"/>
-        </w:rPr>
-        <w:t>(c) 10 mL</w:t>
+        <w:t xml:space="preserve"/>
       </w:r>
     </w:p>
     <w:p>
-      <w:pPr>
-        <w:spacing w:after="0" w:before="0"/>
-      </w:pPr>
       <w:r>
-        <w:rPr>
-          <w:b w:val="0"/>
-          <w:i w:val="0"/>
-          <w:sz w:val="22"/>
-        </w:rPr>
-        <w:t>(d) 20 mL</w:t>
+        <w:t xml:space="preserve">Question: Seclusion is used in psychiatric units primarily to:</w:t>
       </w:r>
     </w:p>
     <w:p>
-      <w:pPr>
-        <w:spacing w:after="0" w:before="40"/>
-      </w:pPr>
       <w:r>
-        <w:rPr>
-          <w:b/>
-          <w:i w:val="0"/>
-          <w:sz w:val="22"/>
-        </w:rPr>
-        <w:t>Answer: c</w:t>
+        <w:t xml:space="preserve">(a) Punish the client</w:t>
       </w:r>
     </w:p>
     <w:p>
-      <w:pPr>
-        <w:spacing w:after="0" w:before="0"/>
-      </w:pPr>
       <w:r>
-        <w:rPr>
-          <w:b w:val="0"/>
-          <w:i w:val="0"/>
-          <w:sz w:val="21"/>
-        </w:rPr>
-        <w:t>Solution: Using the ratio method: 250 mg/5 mL = 500 mg/X mL, so X = (500 × 5) ÷ 250 = 10 mL. The other values are incorrect calculations.</w:t>
+        <w:t xml:space="preserve">(b) Protect the client and others when the client is a danger</w:t>
       </w:r>
     </w:p>
     <w:p>
-      <w:pPr>
-        <w:spacing w:after="0" w:before="0"/>
-      </w:pPr>
       <w:r>
-        <w:rPr>
-          <w:b w:val="0"/>
-          <w:i w:val="0"/>
-          <w:sz w:val="20"/>
-        </w:rPr>
-        <w:t>Positive Marks: 1</w:t>
+        <w:t xml:space="preserve">(c) Save staff time</w:t>
       </w:r>
     </w:p>
     <w:p>
-      <w:pPr>
-        <w:spacing w:after="160" w:before="0"/>
-      </w:pPr>
       <w:r>
-        <w:rPr>
-          <w:b w:val="0"/>
-          <w:i w:val="0"/>
-          <w:sz w:val="20"/>
-        </w:rPr>
-        <w:t>Negative Marks: 0.25</w:t>
+        <w:t xml:space="preserve">(d) Restrict the client's visitors</w:t>
       </w:r>
     </w:p>
     <w:p>
-      <w:pPr>
-        <w:spacing w:after="40" w:before="120"/>
-      </w:pPr>
       <w:r>
-        <w:rPr>
-          <w:b w:val="0"/>
-          <w:i w:val="0"/>
-          <w:sz w:val="22"/>
-        </w:rPr>
-        <w:t>Question: Which action ensures the emergency (crash) cart is always ready for use?</w:t>
+        <w:t xml:space="preserve">Answer: b</w:t>
       </w:r>
     </w:p>
     <w:p>
-      <w:pPr>
-        <w:spacing w:after="0" w:before="0"/>
-      </w:pPr>
       <w:r>
-        <w:rPr>
-          <w:b w:val="0"/>
-          <w:i w:val="0"/>
-          <w:sz w:val="22"/>
-        </w:rPr>
-        <w:t>(a) Check drugs and equipment daily, replace expired items, and reseal after each check</w:t>
+        <w:t xml:space="preserve">Solution: Seclusion is a last-resort safety intervention for clients who are a danger to themselves or others — never a punishment.</w:t>
       </w:r>
     </w:p>
     <w:p>
-      <w:pPr>
-        <w:spacing w:after="0" w:before="0"/>
-      </w:pPr>
       <w:r>
-        <w:rPr>
-          <w:b w:val="0"/>
-          <w:i w:val="0"/>
-          <w:sz w:val="22"/>
-        </w:rPr>
-        <w:t>(b) Restock the cart only after a code is called</w:t>
+        <w:t xml:space="preserve">Positive Marks: 1</w:t>
       </w:r>
     </w:p>
     <w:p>
-      <w:pPr>
-        <w:spacing w:after="0" w:before="0"/>
-      </w:pPr>
       <w:r>
-        <w:rPr>
-          <w:b w:val="0"/>
-          <w:i w:val="0"/>
-          <w:sz w:val="22"/>
-        </w:rPr>
-        <w:t>(c) Check the cart once a month</w:t>
+        <w:t xml:space="preserve">Negative Marks: 0.25</w:t>
       </w:r>
     </w:p>
     <w:p>
-      <w:pPr>
-        <w:spacing w:after="0" w:before="0"/>
-      </w:pPr>
       <w:r>
-        <w:rPr>
-          <w:b w:val="0"/>
-          <w:i w:val="0"/>
-          <w:sz w:val="22"/>
-        </w:rPr>
-        <w:t>(d) Leave the cart open for easy access</w:t>
+        <w:t xml:space="preserve"/>
       </w:r>
     </w:p>
     <w:p>
-      <w:pPr>
-        <w:spacing w:after="0" w:before="40"/>
-      </w:pPr>
       <w:r>
-        <w:rPr>
-          <w:b/>
-          <w:i w:val="0"/>
-          <w:sz w:val="22"/>
-        </w:rPr>
-        <w:t>Answer: a</w:t>
+        <w:t xml:space="preserve">Question: The national TB program in India is now called:</w:t>
       </w:r>
     </w:p>
     <w:p>
-      <w:pPr>
-        <w:spacing w:after="0" w:before="0"/>
-      </w:pPr>
       <w:r>
-        <w:rPr>
-          <w:b w:val="0"/>
-          <w:i w:val="0"/>
-          <w:sz w:val="21"/>
-        </w:rPr>
-        <w:t>Solution: Crash carts are inventoried at the start of every shift or daily: medications and equipment are checked for expiry and seal and replaced immediately. Monthly checks (c) or restocking only after codes (b) leave the cart unprepared.</w:t>
+        <w:t xml:space="preserve">(a) NRHM</w:t>
       </w:r>
     </w:p>
     <w:p>
-      <w:pPr>
-        <w:spacing w:after="0" w:before="0"/>
-      </w:pPr>
       <w:r>
-        <w:rPr>
-          <w:b w:val="0"/>
-          <w:i w:val="0"/>
-          <w:sz w:val="20"/>
-        </w:rPr>
-        <w:t>Positive Marks: 1</w:t>
+        <w:t xml:space="preserve">(b) ICDS</w:t>
       </w:r>
     </w:p>
     <w:p>
-      <w:pPr>
-        <w:spacing w:after="160" w:before="0"/>
-      </w:pPr>
       <w:r>
-        <w:rPr>
-          <w:b w:val="0"/>
-          <w:i w:val="0"/>
-          <w:sz w:val="20"/>
-        </w:rPr>
-        <w:t>Negative Marks: 0.25</w:t>
+        <w:t xml:space="preserve">(c) NTEP (National TB Elimination Program)</w:t>
       </w:r>
     </w:p>
     <w:p>
-      <w:pPr>
-        <w:spacing w:after="40" w:before="120"/>
-      </w:pPr>
       <w:r>
-        <w:rPr>
-          <w:b w:val="0"/>
-          <w:i w:val="0"/>
-          <w:sz w:val="22"/>
-        </w:rPr>
-        <w:t>Question: Which finding at the newborn's umbilical cord site suggests infection (omphalitis)?</w:t>
+        <w:t xml:space="preserve">(d) RCH</w:t>
       </w:r>
     </w:p>
     <w:p>
-      <w:pPr>
-        <w:spacing w:after="0" w:before="0"/>
-      </w:pPr>
       <w:r>
-        <w:rPr>
-          <w:b w:val="0"/>
-          <w:i w:val="0"/>
-          <w:sz w:val="22"/>
-        </w:rPr>
-        <w:t>(a) Redness spreading around the cord with purulent, foul-smelling discharge</w:t>
+        <w:t xml:space="preserve">Answer: c</w:t>
       </w:r>
     </w:p>
     <w:p>
-      <w:pPr>
-        <w:spacing w:after="0" w:before="0"/>
-      </w:pPr>
       <w:r>
-        <w:rPr>
-          <w:b w:val="0"/>
-          <w:i w:val="0"/>
-          <w:sz w:val="22"/>
-        </w:rPr>
-        <w:t>(b) A dried, black stump</w:t>
+        <w:t xml:space="preserve">Solution: The Revised National TB Control Program (RNTCP) was renamed the National TB Elimination Program (NTEP) in 2020.</w:t>
       </w:r>
     </w:p>
     <w:p>
-      <w:pPr>
-        <w:spacing w:after="0" w:before="0"/>
-      </w:pPr>
       <w:r>
-        <w:rPr>
-          <w:b w:val="0"/>
-          <w:i w:val="0"/>
-          <w:sz w:val="22"/>
-        </w:rPr>
-        <w:t>(c) Slight moisture at the base of the cord</w:t>
+        <w:t xml:space="preserve">Positive Marks: 1</w:t>
       </w:r>
     </w:p>
     <w:p>
-      <w:pPr>
-        <w:spacing w:after="0" w:before="0"/>
-      </w:pPr>
       <w:r>
-        <w:rPr>
-          <w:b w:val="0"/>
-          <w:i w:val="0"/>
-          <w:sz w:val="22"/>
-        </w:rPr>
-        <w:t>(d) The cord falling off at day 10</w:t>
+        <w:t xml:space="preserve">Negative Marks: 0.25</w:t>
       </w:r>
     </w:p>
     <w:p>
-      <w:pPr>
-        <w:spacing w:after="0" w:before="40"/>
-      </w:pPr>
       <w:r>
-        <w:rPr>
-          <w:b/>
-          <w:i w:val="0"/>
-          <w:sz w:val="22"/>
-        </w:rPr>
-        <w:t>Answer: a</w:t>
+        <w:t xml:space="preserve"/>
       </w:r>
     </w:p>
     <w:p>
-      <w:pPr>
-        <w:spacing w:after="0" w:before="0"/>
-      </w:pPr>
       <w:r>
-        <w:rPr>
-          <w:b w:val="0"/>
-          <w:i w:val="0"/>
-          <w:sz w:val="21"/>
-        </w:rPr>
-        <w:t>Solution: Omphalitis presents with periumbilical erythema, oedema, and purulent or foul-smelling discharge and requires urgent treatment. A dry black stump (b), minimal moisture (c), and normal separation around day 10 (d) are expected findings.</w:t>
+        <w:t xml:space="preserve">Question: The laboratory test used to monitor heparin therapy is:</w:t>
       </w:r>
     </w:p>
     <w:p>
-      <w:pPr>
-        <w:spacing w:after="0" w:before="0"/>
-      </w:pPr>
       <w:r>
-        <w:rPr>
-          <w:b w:val="0"/>
-          <w:i w:val="0"/>
-          <w:sz w:val="20"/>
-        </w:rPr>
-        <w:t>Positive Marks: 1</w:t>
+        <w:t xml:space="preserve">(a) aPTT</w:t>
       </w:r>
     </w:p>
     <w:p>
-      <w:pPr>
-        <w:spacing w:after="160" w:before="0"/>
-      </w:pPr>
       <w:r>
-        <w:rPr>
-          <w:b w:val="0"/>
-          <w:i w:val="0"/>
-          <w:sz w:val="20"/>
-        </w:rPr>
-        <w:t>Negative Marks: 0.25</w:t>
+        <w:t xml:space="preserve">(b) INR/PT</w:t>
       </w:r>
     </w:p>
     <w:p>
-      <w:pPr>
-        <w:spacing w:after="40" w:before="120"/>
-      </w:pPr>
       <w:r>
-        <w:rPr>
-          <w:b w:val="0"/>
-          <w:i w:val="0"/>
-          <w:sz w:val="22"/>
-        </w:rPr>
-        <w:t>Question: During delivery, after the fetal head emerges, the anterior shoulder becomes impacted behind the symphysis pubis. Which manoeuvre should the nurse anticipate first?</w:t>
+        <w:t xml:space="preserve">(c) Blood glucose</w:t>
       </w:r>
     </w:p>
     <w:p>
-      <w:pPr>
-        <w:spacing w:after="0" w:before="0"/>
-      </w:pPr>
       <w:r>
-        <w:rPr>
-          <w:b w:val="0"/>
-          <w:i w:val="0"/>
-          <w:sz w:val="22"/>
-        </w:rPr>
-        <w:t>(a) McRoberts manoeuvre with suprapubic pressure</w:t>
+        <w:t xml:space="preserve">(d) Serum creatinine</w:t>
       </w:r>
     </w:p>
     <w:p>
-      <w:pPr>
-        <w:spacing w:after="0" w:before="0"/>
-      </w:pPr>
       <w:r>
-        <w:rPr>
-          <w:b w:val="0"/>
-          <w:i w:val="0"/>
-          <w:sz w:val="22"/>
-        </w:rPr>
-        <w:t>(b) Fundal pressure</w:t>
+        <w:t xml:space="preserve">Answer: a</w:t>
       </w:r>
     </w:p>
     <w:p>
-      <w:pPr>
-        <w:spacing w:after="0" w:before="0"/>
-      </w:pPr>
       <w:r>
-        <w:rPr>
-          <w:b w:val="0"/>
-          <w:i w:val="0"/>
-          <w:sz w:val="22"/>
-        </w:rPr>
-        <w:t>(c) Immediate caesarean section</w:t>
+        <w:t xml:space="preserve">Solution: Activated partial thromboplastin time (aPTT) monitors heparin; INR/PT monitors warfarin.</w:t>
       </w:r>
     </w:p>
     <w:p>
-      <w:pPr>
-        <w:spacing w:after="0" w:before="0"/>
-      </w:pPr>
       <w:r>
-        <w:rPr>
-          <w:b w:val="0"/>
-          <w:i w:val="0"/>
-          <w:sz w:val="22"/>
-        </w:rPr>
-        <w:t>(d) Oxytocin augmentation</w:t>
+        <w:t xml:space="preserve">Positive Marks: 1</w:t>
       </w:r>
     </w:p>
     <w:p>
-      <w:pPr>
-        <w:spacing w:after="0" w:before="40"/>
-      </w:pPr>
       <w:r>
-        <w:rPr>
-          <w:b/>
-          <w:i w:val="0"/>
-          <w:sz w:val="22"/>
-        </w:rPr>
-        <w:t>Answer: a</w:t>
+        <w:t xml:space="preserve">Negative Marks: 0.25</w:t>
       </w:r>
     </w:p>
     <w:p>
-      <w:pPr>
-        <w:spacing w:after="0" w:before="0"/>
-      </w:pPr>
       <w:r>
-        <w:rPr>
-          <w:b w:val="0"/>
-          <w:i w:val="0"/>
-          <w:sz w:val="21"/>
-        </w:rPr>
-        <w:t>Solution: The McRoberts manoeuvre—hyperflexing the mother's thighs onto her abdomen—widens the pelvic outlet and is the first-line response to shoulder dystocia, often combined with suprapubic pressure. Fundal pressure (b) is contraindicated because it worsens impaction.</w:t>
+        <w:t xml:space="preserve"/>
       </w:r>
     </w:p>
     <w:p>
-      <w:pPr>
-        <w:spacing w:after="0" w:before="0"/>
-      </w:pPr>
       <w:r>
-        <w:rPr>
-          <w:b w:val="0"/>
-          <w:i w:val="0"/>
-          <w:sz w:val="20"/>
-        </w:rPr>
-        <w:t>Positive Marks: 1</w:t>
+        <w:t xml:space="preserve">Question: Most oxygen in the blood is transported:</w:t>
       </w:r>
     </w:p>
     <w:p>
-      <w:pPr>
-        <w:spacing w:after="160" w:before="0"/>
-      </w:pPr>
       <w:r>
-        <w:rPr>
-          <w:b w:val="0"/>
-          <w:i w:val="0"/>
-          <w:sz w:val="20"/>
-        </w:rPr>
-        <w:t>Negative Marks: 0.25</w:t>
+        <w:t xml:space="preserve">(a) Dissolved in plasma</w:t>
       </w:r>
     </w:p>
     <w:p>
-      <w:pPr>
-        <w:spacing w:after="40" w:before="120"/>
-      </w:pPr>
       <w:r>
-        <w:rPr>
-          <w:b w:val="0"/>
-          <w:i w:val="0"/>
-          <w:sz w:val="22"/>
-        </w:rPr>
-        <w:t>Question: Which feature most distinguishes vascular dementia from Alzheimer's disease?</w:t>
+        <w:t xml:space="preserve">(b) As bicarbonate</w:t>
       </w:r>
     </w:p>
     <w:p>
-      <w:pPr>
-        <w:spacing w:after="0" w:before="0"/>
-      </w:pPr>
       <w:r>
-        <w:rPr>
-          <w:b w:val="0"/>
-          <w:i w:val="0"/>
-          <w:sz w:val="22"/>
-        </w:rPr>
-        <w:t>(a) Stepwise deterioration with focal neurological signs</w:t>
+        <w:t xml:space="preserve">(c) Bound to white blood cells</w:t>
       </w:r>
     </w:p>
     <w:p>
-      <w:pPr>
-        <w:spacing w:after="0" w:before="0"/>
-      </w:pPr>
       <w:r>
-        <w:rPr>
-          <w:b w:val="0"/>
-          <w:i w:val="0"/>
-          <w:sz w:val="22"/>
-        </w:rPr>
-        <w:t>(b) Gradual progressive memory loss as the first symptom</w:t>
+        <w:t xml:space="preserve">(d) Bound to hemoglobin</w:t>
       </w:r>
     </w:p>
     <w:p>
-      <w:pPr>
-        <w:spacing w:after="0" w:before="0"/>
-      </w:pPr>
       <w:r>
-        <w:rPr>
-          <w:b w:val="0"/>
-          <w:i w:val="0"/>
-          <w:sz w:val="22"/>
-        </w:rPr>
-        <w:t>(c) Hallucinations in the early stage</w:t>
+        <w:t xml:space="preserve">Answer: d</w:t>
       </w:r>
     </w:p>
     <w:p>
-      <w:pPr>
-        <w:spacing w:after="0" w:before="0"/>
-      </w:pPr>
       <w:r>
-        <w:rPr>
-          <w:b w:val="0"/>
-          <w:i w:val="0"/>
-          <w:sz w:val="22"/>
-        </w:rPr>
-        <w:t>(d) Apathy as the earliest sign</w:t>
+        <w:t xml:space="preserve">Solution: About 97% of oxygen is carried bound to hemoglobin; only a small fraction dissolves in plasma.</w:t>
       </w:r>
     </w:p>
     <w:p>
-      <w:pPr>
-        <w:spacing w:after="0" w:before="40"/>
-      </w:pPr>
       <w:r>
-        <w:rPr>
-          <w:b/>
-          <w:i w:val="0"/>
-          <w:sz w:val="22"/>
-        </w:rPr>
-        <w:t>Answer: a</w:t>
+        <w:t xml:space="preserve">Positive Marks: 1</w:t>
       </w:r>
     </w:p>
     <w:p>
-      <w:pPr>
-        <w:spacing w:after="0" w:before="0"/>
-      </w:pPr>
       <w:r>
-        <w:rPr>
-          <w:b w:val="0"/>
-          <w:i w:val="0"/>
-          <w:sz w:val="21"/>
-        </w:rPr>
-        <w:t>Solution: Vascular dementia follows a stepwise, fluctuating course with focal neurological deficits from strokes, unlike Alzheimer's gradual, progressive amnestic decline (b). Hallucinations early in the course (c) suggest Lewy body dementia.</w:t>
+        <w:t xml:space="preserve">Negative Marks: 0.25</w:t>
       </w:r>
     </w:p>
     <w:p>
-      <w:pPr>
-        <w:spacing w:after="0" w:before="0"/>
-      </w:pPr>
       <w:r>
-        <w:rPr>
-          <w:b w:val="0"/>
-          <w:i w:val="0"/>
-          <w:sz w:val="20"/>
-        </w:rPr>
-        <w:t>Positive Marks: 1</w:t>
+        <w:t xml:space="preserve"/>
       </w:r>
     </w:p>
     <w:p>
-      <w:pPr>
-        <w:spacing w:after="160" w:before="0"/>
-      </w:pPr>
       <w:r>
-        <w:rPr>
-          <w:b w:val="0"/>
-          <w:i w:val="0"/>
-          <w:sz w:val="20"/>
-        </w:rPr>
-        <w:t>Negative Marks: 0.25</w:t>
+        <w:t xml:space="preserve">Question: During adult CPR, chest compressions should be at least:</w:t>
       </w:r>
     </w:p>
     <w:p>
-      <w:pPr>
-        <w:spacing w:after="40" w:before="120"/>
-      </w:pPr>
       <w:r>
-        <w:rPr>
-          <w:b w:val="0"/>
-          <w:i w:val="0"/>
-          <w:sz w:val="22"/>
-        </w:rPr>
-        <w:t>Question: A client with bipolar disorder is prescribed carbamazepine. Which laboratory value requires close monitoring?</w:t>
+        <w:t xml:space="preserve">(a) 1 cm deep</w:t>
       </w:r>
     </w:p>
     <w:p>
-      <w:pPr>
-        <w:spacing w:after="0" w:before="0"/>
-      </w:pPr>
       <w:r>
-        <w:rPr>
-          <w:b w:val="0"/>
-          <w:i w:val="0"/>
-          <w:sz w:val="22"/>
-        </w:rPr>
-        <w:t>(a) Complete blood count</w:t>
+        <w:t xml:space="preserve">(b) 5-6 cm deep</w:t>
       </w:r>
     </w:p>
     <w:p>
-      <w:pPr>
-        <w:spacing w:after="0" w:before="0"/>
-      </w:pPr>
       <w:r>
-        <w:rPr>
-          <w:b w:val="0"/>
-          <w:i w:val="0"/>
-          <w:sz w:val="22"/>
-        </w:rPr>
-        <w:t>(b) Serum calcium</w:t>
+        <w:t xml:space="preserve">(c) 10 cm deep</w:t>
       </w:r>
     </w:p>
     <w:p>
-      <w:pPr>
-        <w:spacing w:after="0" w:before="0"/>
-      </w:pPr>
       <w:r>
-        <w:rPr>
-          <w:b w:val="0"/>
-          <w:i w:val="0"/>
-          <w:sz w:val="22"/>
-        </w:rPr>
-        <w:t>(c) Serum sodium</w:t>
+        <w:t xml:space="preserve">(d) 2 cm deep</w:t>
       </w:r>
     </w:p>
     <w:p>
-      <w:pPr>
-        <w:spacing w:after="0" w:before="0"/>
-      </w:pPr>
       <w:r>
-        <w:rPr>
-          <w:b w:val="0"/>
-          <w:i w:val="0"/>
-          <w:sz w:val="22"/>
-        </w:rPr>
-        <w:t>(d) Total cholesterol</w:t>
+        <w:t xml:space="preserve">Answer: b</w:t>
       </w:r>
     </w:p>
     <w:p>
-      <w:pPr>
-        <w:spacing w:after="0" w:before="40"/>
-      </w:pPr>
       <w:r>
-        <w:rPr>
-          <w:b/>
-          <w:i w:val="0"/>
-          <w:sz w:val="22"/>
-        </w:rPr>
-        <w:t>Answer: a</w:t>
+        <w:t xml:space="preserve">Solution: Adult compressions are 5-6 cm deep at a rate of 100-120 per minute with full chest recoil.</w:t>
       </w:r>
     </w:p>
     <w:p>
-      <w:pPr>
-        <w:spacing w:after="0" w:before="0"/>
-      </w:pPr>
       <w:r>
-        <w:rPr>
-          <w:b w:val="0"/>
-          <w:i w:val="0"/>
-          <w:sz w:val="21"/>
-        </w:rPr>
-        <w:t>Solution: Carbamazepine can cause blood dyscrasias including aplastic anaemia and agranulocytosis, so a complete blood count must be monitored regularly. The other values are not the primary carbamazepine checks.</w:t>
+        <w:t xml:space="preserve">Positive Marks: 1</w:t>
       </w:r>
     </w:p>
     <w:p>
-      <w:pPr>
-        <w:spacing w:after="0" w:before="0"/>
-      </w:pPr>
       <w:r>
-        <w:rPr>
-          <w:b w:val="0"/>
-          <w:i w:val="0"/>
-          <w:sz w:val="20"/>
-        </w:rPr>
-        <w:t>Positive Marks: 1</w:t>
+        <w:t xml:space="preserve">Negative Marks: 0.25</w:t>
       </w:r>
     </w:p>
     <w:p>
-      <w:pPr>
-        <w:spacing w:after="160" w:before="0"/>
-      </w:pPr>
       <w:r>
-        <w:rPr>
-          <w:b w:val="0"/>
-          <w:i w:val="0"/>
-          <w:sz w:val="20"/>
-        </w:rPr>
-        <w:t>Negative Marks: 0.25</w:t>
+        <w:t xml:space="preserve"/>
       </w:r>
     </w:p>
     <w:p>
-      <w:pPr>
-        <w:spacing w:after="40" w:before="120"/>
-      </w:pPr>
       <w:r>
-        <w:rPr>
-          <w:b w:val="0"/>
-          <w:i w:val="0"/>
-          <w:sz w:val="22"/>
-        </w:rPr>
-        <w:t>Question: A nurse feels intense dislike for a client who reminds her of a former bully. The nurse is experiencing:</w:t>
+        <w:t xml:space="preserve">Question: The base of the food pyramid — the foods to be eaten most — consists of:</w:t>
       </w:r>
     </w:p>
     <w:p>
-      <w:pPr>
-        <w:spacing w:after="0" w:before="0"/>
-      </w:pPr>
       <w:r>
-        <w:rPr>
-          <w:b w:val="0"/>
-          <w:i w:val="0"/>
-          <w:sz w:val="22"/>
-        </w:rPr>
-        <w:t>(a) Countertransference</w:t>
+        <w:t xml:space="preserve">(a) Fats and oils</w:t>
       </w:r>
     </w:p>
     <w:p>
-      <w:pPr>
-        <w:spacing w:after="0" w:before="0"/>
-      </w:pPr>
       <w:r>
-        <w:rPr>
-          <w:b w:val="0"/>
-          <w:i w:val="0"/>
-          <w:sz w:val="22"/>
-        </w:rPr>
-        <w:t>(b) Transference</w:t>
+        <w:t xml:space="preserve">(b) Sweets</w:t>
       </w:r>
     </w:p>
     <w:p>
-      <w:pPr>
-        <w:spacing w:after="0" w:before="0"/>
-      </w:pPr>
       <w:r>
-        <w:rPr>
-          <w:b w:val="0"/>
-          <w:i w:val="0"/>
-          <w:sz w:val="22"/>
-        </w:rPr>
-        <w:t>(c) Projection</w:t>
+        <w:t xml:space="preserve">(c) Cereals, grains, and tubers</w:t>
       </w:r>
     </w:p>
     <w:p>
-      <w:pPr>
-        <w:spacing w:after="0" w:before="0"/>
-      </w:pPr>
       <w:r>
-        <w:rPr>
-          <w:b w:val="0"/>
-          <w:i w:val="0"/>
-          <w:sz w:val="22"/>
-        </w:rPr>
-        <w:t>(d) Empathy</w:t>
+        <w:t xml:space="preserve">(d) Only meat</w:t>
       </w:r>
     </w:p>
     <w:p>
-      <w:pPr>
-        <w:spacing w:after="0" w:before="40"/>
-      </w:pPr>
       <w:r>
-        <w:rPr>
-          <w:b/>
-          <w:i w:val="0"/>
-          <w:sz w:val="22"/>
-        </w:rPr>
-        <w:t>Answer: a</w:t>
+        <w:t xml:space="preserve">Answer: c</w:t>
       </w:r>
     </w:p>
     <w:p>
-      <w:pPr>
-        <w:spacing w:after="0" w:before="0"/>
-      </w:pPr>
       <w:r>
-        <w:rPr>
-          <w:b w:val="0"/>
-          <w:i w:val="0"/>
-          <w:sz w:val="21"/>
-        </w:rPr>
-        <w:t>Solution: Countertransference is the nurse's emotional reaction to a client based on the nurse's own past relationships. Transference (b) is the client's reaction to the nurse, projection (c) is attributing one's own feelings to others, and empathy (d) is understanding the client's experience.</w:t>
+        <w:t xml:space="preserve">Solution: Cereals, grains, and tubers form the base of the pyramid and should supply the bulk of daily energy.</w:t>
       </w:r>
     </w:p>
     <w:p>
-      <w:pPr>
-        <w:spacing w:after="0" w:before="0"/>
-      </w:pPr>
       <w:r>
-        <w:rPr>
-          <w:b w:val="0"/>
-          <w:i w:val="0"/>
-          <w:sz w:val="20"/>
-        </w:rPr>
-        <w:t>Positive Marks: 1</w:t>
+        <w:t xml:space="preserve">Positive Marks: 1</w:t>
       </w:r>
     </w:p>
     <w:p>
-      <w:pPr>
-        <w:spacing w:after="160" w:before="0"/>
-      </w:pPr>
       <w:r>
-        <w:rPr>
-          <w:b w:val="0"/>
-          <w:i w:val="0"/>
-          <w:sz w:val="20"/>
-        </w:rPr>
-        <w:t>Negative Marks: 0.25</w:t>
+        <w:t xml:space="preserve">Negative Marks: 0.25</w:t>
       </w:r>
     </w:p>
     <w:p>
-      <w:pPr>
-        <w:spacing w:after="40" w:before="120"/>
-      </w:pPr>
       <w:r>
-        <w:rPr>
-          <w:b w:val="0"/>
-          <w:i w:val="0"/>
-          <w:sz w:val="22"/>
-        </w:rPr>
-        <w:t>Question: A child is admitted with a suspected Wilms tumour. Which nursing action is essential in the child's care?</w:t>
+        <w:t xml:space="preserve">Question: Status asthmaticus is best described as:</w:t>
       </w:r>
     </w:p>
     <w:p>
-      <w:pPr>
-        <w:spacing w:after="0" w:before="0"/>
-      </w:pPr>
       <w:r>
-        <w:rPr>
-          <w:b w:val="0"/>
-          <w:i w:val="0"/>
-          <w:sz w:val="22"/>
-        </w:rPr>
-        <w:t>(a) Do not palpate the abdomen</w:t>
+        <w:t xml:space="preserve">(a) A severe asthma attack unresponsive to usual bronchodilators</w:t>
       </w:r>
     </w:p>
     <w:p>
-      <w:pPr>
-        <w:spacing w:after="0" w:before="0"/>
-      </w:pPr>
       <w:r>
-        <w:rPr>
-          <w:b w:val="0"/>
-          <w:i w:val="0"/>
-          <w:sz w:val="22"/>
-        </w:rPr>
-        <w:t>(b) Palpate the mass gently to measure its size</w:t>
+        <w:t xml:space="preserve">(b) Mild wheezing that resolves on its own</w:t>
       </w:r>
     </w:p>
     <w:p>
-      <w:pPr>
-        <w:spacing w:after="0" w:before="0"/>
-      </w:pPr>
       <w:r>
-        <w:rPr>
-          <w:b w:val="0"/>
-          <w:i w:val="0"/>
-          <w:sz w:val="22"/>
-        </w:rPr>
-        <w:t>(c) Encourage vigorous play</w:t>
+        <w:t xml:space="preserve">(c) Asthma that occurs only at night</w:t>
       </w:r>
     </w:p>
     <w:p>
-      <w:pPr>
-        <w:spacing w:after="0" w:before="0"/>
-      </w:pPr>
       <w:r>
-        <w:rPr>
-          <w:b w:val="0"/>
-          <w:i w:val="0"/>
-          <w:sz w:val="22"/>
-        </w:rPr>
-        <w:t>(d) Apply heat to the abdomen</w:t>
+        <w:t xml:space="preserve">(d) Asthma caused by exercise only</w:t>
       </w:r>
     </w:p>
     <w:p>
-      <w:pPr>
-        <w:spacing w:after="0" w:before="40"/>
-      </w:pPr>
       <w:r>
-        <w:rPr>
-          <w:b/>
-          <w:i w:val="0"/>
-          <w:sz w:val="22"/>
-        </w:rPr>
-        <w:t>Answer: a</w:t>
+        <w:t xml:space="preserve">Answer: a</w:t>
       </w:r>
     </w:p>
     <w:p>
-      <w:pPr>
-        <w:spacing w:after="0" w:before="0"/>
-      </w:pPr>
       <w:r>
-        <w:rPr>
-          <w:b w:val="0"/>
-          <w:i w:val="0"/>
-          <w:sz w:val="21"/>
-        </w:rPr>
-        <w:t>Solution: The abdomen of a child with a suspected Wilms tumour must not be palpated—manipulation can rupture the encapsulated tumour and seed malignant cells. The other actions are contraindicated.</w:t>
+        <w:t xml:space="preserve">Solution: Status asthmaticus is a prolonged, severe attack refractory to standard bronchodilators — a medical emergency needing intensive treatment.</w:t>
       </w:r>
     </w:p>
     <w:p>
-      <w:pPr>
-        <w:spacing w:after="0" w:before="0"/>
-      </w:pPr>
       <w:r>
-        <w:rPr>
-          <w:b w:val="0"/>
-          <w:i w:val="0"/>
-          <w:sz w:val="20"/>
-        </w:rPr>
-        <w:t>Positive Marks: 1</w:t>
+        <w:t xml:space="preserve">Positive Marks: 1</w:t>
       </w:r>
     </w:p>
     <w:p>
-      <w:pPr>
-        <w:spacing w:after="160" w:before="0"/>
-      </w:pPr>
       <w:r>
-        <w:rPr>
-          <w:b w:val="0"/>
-          <w:i w:val="0"/>
-          <w:sz w:val="20"/>
-        </w:rPr>
-        <w:t>Negative Marks: 0.25</w:t>
+        <w:t xml:space="preserve">Negative Marks: 0.25</w:t>
       </w:r>
     </w:p>
     <w:p>
-      <w:pPr>
-        <w:spacing w:after="40" w:before="120"/>
-      </w:pPr>
       <w:r>
-        <w:rPr>
-          <w:b w:val="0"/>
-          <w:i w:val="0"/>
-          <w:sz w:val="22"/>
-        </w:rPr>
-        <w:t>Question: Which finding is characteristic of Kawasaki disease?</w:t>
+        <w:t xml:space="preserve"/>
       </w:r>
     </w:p>
     <w:p>
-      <w:pPr>
-        <w:spacing w:after="0" w:before="0"/>
-      </w:pPr>
       <w:r>
-        <w:rPr>
-          <w:b w:val="0"/>
-          <w:i w:val="0"/>
-          <w:sz w:val="22"/>
-        </w:rPr>
-        <w:t>(a) Fever for more than 5 days, conjunctival injection, strawberry tongue, and rash</w:t>
+        <w:t xml:space="preserve">Question: When making an occupied bed, the nurse should:</w:t>
       </w:r>
     </w:p>
     <w:p>
-      <w:pPr>
-        <w:spacing w:after="0" w:before="0"/>
-      </w:pPr>
       <w:r>
-        <w:rPr>
-          <w:b w:val="0"/>
-          <w:i w:val="0"/>
-          <w:sz w:val="22"/>
-        </w:rPr>
-        <w:t>(b) Cough, coryza, and Koplik spots</w:t>
+        <w:t xml:space="preserve">(a) Leave the call bell out of reach</w:t>
       </w:r>
     </w:p>
     <w:p>
-      <w:pPr>
-        <w:spacing w:after="0" w:before="0"/>
-      </w:pPr>
       <w:r>
-        <w:rPr>
-          <w:b w:val="0"/>
-          <w:i w:val="0"/>
-          <w:sz w:val="22"/>
-        </w:rPr>
-        <w:t>(c) Painful genital ulcers and oral erosions</w:t>
+        <w:t xml:space="preserve">(b) Pull the sheets tightly across the client</w:t>
       </w:r>
     </w:p>
     <w:p>
-      <w:pPr>
-        <w:spacing w:after="0" w:before="0"/>
-      </w:pPr>
       <w:r>
-        <w:rPr>
-          <w:b w:val="0"/>
-          <w:i w:val="0"/>
-          <w:sz w:val="22"/>
-        </w:rPr>
-        <w:t>(d) Jaundice and hepatosplenomegaly</w:t>
+        <w:t xml:space="preserve">(c) Work from the dirtiest side</w:t>
       </w:r>
     </w:p>
     <w:p>
-      <w:pPr>
-        <w:spacing w:after="0" w:before="40"/>
-      </w:pPr>
       <w:r>
-        <w:rPr>
-          <w:b/>
-          <w:i w:val="0"/>
-          <w:sz w:val="22"/>
-        </w:rPr>
-        <w:t>Answer: a</w:t>
+        <w:t xml:space="preserve">(d) Keep the client covered and work from the clean side toward the dirty side</w:t>
       </w:r>
     </w:p>
     <w:p>
-      <w:pPr>
-        <w:spacing w:after="0" w:before="0"/>
-      </w:pPr>
       <w:r>
-        <w:rPr>
-          <w:b w:val="0"/>
-          <w:i w:val="0"/>
-          <w:sz w:val="21"/>
-        </w:rPr>
-        <w:t>Solution: Kawasaki disease is diagnosed by prolonged fever plus mucocutaneous findings: bilateral conjunctival injection, red cracked lips or strawberry tongue, rash, and cervical lymphadenopathy. Koplik spots (b) are seen in measles, and the other options describe different conditions.</w:t>
+        <w:t xml:space="preserve">Answer: d</w:t>
       </w:r>
     </w:p>
     <w:p>
-      <w:pPr>
-        <w:spacing w:after="0" w:before="0"/>
-      </w:pPr>
       <w:r>
-        <w:rPr>
-          <w:b w:val="0"/>
-          <w:i w:val="0"/>
-          <w:sz w:val="20"/>
-        </w:rPr>
-        <w:t>Positive Marks: 1</w:t>
+        <w:t xml:space="preserve">Solution: The client is kept covered and the nurse works from the clean to the dirty side, moving the client in a logroll for safety and privacy.</w:t>
       </w:r>
     </w:p>
     <w:p>
-      <w:pPr>
-        <w:spacing w:after="160" w:before="0"/>
-      </w:pPr>
       <w:r>
-        <w:rPr>
-          <w:b w:val="0"/>
-          <w:i w:val="0"/>
-          <w:sz w:val="20"/>
-        </w:rPr>
-        <w:t>Negative Marks: 0.25</w:t>
+        <w:t xml:space="preserve">Positive Marks: 1</w:t>
       </w:r>
     </w:p>
     <w:p>
-      <w:pPr>
-        <w:spacing w:after="40" w:before="120"/>
-      </w:pPr>
       <w:r>
-        <w:rPr>
-          <w:b w:val="0"/>
-          <w:i w:val="0"/>
-          <w:sz w:val="22"/>
-        </w:rPr>
-        <w:t>Question: During a newborn examination, the nurse elicits a 'click' when gently abducting the flexed hips. This finding suggests:</w:t>
+        <w:t xml:space="preserve">Negative Marks: 0.25</w:t>
       </w:r>
     </w:p>
     <w:p>
-      <w:pPr>
-        <w:spacing w:after="0" w:before="0"/>
-      </w:pPr>
       <w:r>
-        <w:rPr>
-          <w:b w:val="0"/>
-          <w:i w:val="0"/>
-          <w:sz w:val="22"/>
-        </w:rPr>
-        <w:t>(a) Developmental dysplasia of the hip</w:t>
+        <w:t xml:space="preserve"/>
       </w:r>
     </w:p>
     <w:p>
-      <w:pPr>
-        <w:spacing w:after="0" w:before="0"/>
-      </w:pPr>
       <w:r>
-        <w:rPr>
-          <w:b w:val="0"/>
-          <w:i w:val="0"/>
-          <w:sz w:val="22"/>
-        </w:rPr>
-        <w:t>(b) A normal hip joint</w:t>
+        <w:t xml:space="preserve">Question: While a preeclamptic client receives magnesium sulfate, the nurse reports which finding immediately?</w:t>
       </w:r>
     </w:p>
     <w:p>
-      <w:pPr>
-        <w:spacing w:after="0" w:before="0"/>
-      </w:pPr>
       <w:r>
-        <w:rPr>
-          <w:b w:val="0"/>
-          <w:i w:val="0"/>
-          <w:sz w:val="22"/>
-        </w:rPr>
-        <w:t>(c) Femoral fracture</w:t>
+        <w:t xml:space="preserve">(a) Respiratory rate 14/min</w:t>
       </w:r>
     </w:p>
     <w:p>
-      <w:pPr>
-        <w:spacing w:after="0" w:before="0"/>
-      </w:pPr>
       <w:r>
-        <w:rPr>
-          <w:b w:val="0"/>
-          <w:i w:val="0"/>
-          <w:sz w:val="22"/>
-        </w:rPr>
-        <w:t>(d) Hip dislocation from birth trauma</w:t>
+        <w:t xml:space="preserve">(b) Respiratory rate below 12/min</w:t>
       </w:r>
     </w:p>
     <w:p>
-      <w:pPr>
-        <w:spacing w:after="0" w:before="40"/>
-      </w:pPr>
       <w:r>
-        <w:rPr>
-          <w:b/>
-          <w:i w:val="0"/>
-          <w:sz w:val="22"/>
-        </w:rPr>
-        <w:t>Answer: a</w:t>
+        <w:t xml:space="preserve">(c) Urine output 40 ml/hour</w:t>
       </w:r>
     </w:p>
     <w:p>
-      <w:pPr>
-        <w:spacing w:after="0" w:before="0"/>
-      </w:pPr>
       <w:r>
-        <w:rPr>
-          <w:b w:val="0"/>
-          <w:i w:val="0"/>
-          <w:sz w:val="21"/>
-        </w:rPr>
-        <w:t>Solution: An Ortolani click during abduction of the flexed hip indicates the femoral head slipping back into the acetabulum—a sign of developmental dysplasia of the hip warranting early referral.</w:t>
+        <w:t xml:space="preserve">(d) DTR 2+</w:t>
       </w:r>
     </w:p>
     <w:p>
-      <w:pPr>
-        <w:spacing w:after="0" w:before="0"/>
-      </w:pPr>
       <w:r>
-        <w:rPr>
-          <w:b w:val="0"/>
-          <w:i w:val="0"/>
-          <w:sz w:val="20"/>
-        </w:rPr>
-        <w:t>Positive Marks: 1</w:t>
+        <w:t xml:space="preserve">Answer: b</w:t>
       </w:r>
     </w:p>
     <w:p>
-      <w:pPr>
-        <w:spacing w:after="160" w:before="0"/>
-      </w:pPr>
       <w:r>
-        <w:rPr>
-          <w:b w:val="0"/>
-          <w:i w:val="0"/>
-          <w:sz w:val="20"/>
-        </w:rPr>
-        <w:t>Negative Marks: 0.25</w:t>
+        <w:t xml:space="preserve">Solution: Respirations below 12/min indicate magnesium toxicity — the infusion is stopped and calcium gluconate given.</w:t>
       </w:r>
     </w:p>
     <w:p>
-      <w:pPr>
-        <w:spacing w:after="40" w:before="120"/>
-      </w:pPr>
       <w:r>
-        <w:rPr>
-          <w:b w:val="0"/>
-          <w:i w:val="0"/>
-          <w:sz w:val="22"/>
-        </w:rPr>
-        <w:t>Question: Visceral leishmaniasis (kala-azar) is transmitted by the bite of the:</w:t>
+        <w:t xml:space="preserve">Positive Marks: 1</w:t>
       </w:r>
     </w:p>
     <w:p>
-      <w:pPr>
-        <w:spacing w:after="0" w:before="0"/>
-      </w:pPr>
       <w:r>
-        <w:rPr>
-          <w:b w:val="0"/>
-          <w:i w:val="0"/>
-          <w:sz w:val="22"/>
-        </w:rPr>
-        <w:t>(a) Sandfly</w:t>
+        <w:t xml:space="preserve">Negative Marks: 0.25</w:t>
       </w:r>
     </w:p>
     <w:p>
-      <w:pPr>
-        <w:spacing w:after="0" w:before="0"/>
-      </w:pPr>
       <w:r>
-        <w:rPr>
-          <w:b w:val="0"/>
-          <w:i w:val="0"/>
-          <w:sz w:val="22"/>
-        </w:rPr>
-        <w:t>(b) Anopheles mosquito</w:t>
+        <w:t xml:space="preserve"/>
       </w:r>
     </w:p>
     <w:p>
-      <w:pPr>
-        <w:spacing w:after="0" w:before="0"/>
-      </w:pPr>
       <w:r>
-        <w:rPr>
-          <w:b w:val="0"/>
-          <w:i w:val="0"/>
-          <w:sz w:val="22"/>
-        </w:rPr>
-        <w:t>(c) Culex mosquito</w:t>
+        <w:t xml:space="preserve">Question: A child with bronchiolitis and respiratory distress is best positioned:</w:t>
       </w:r>
     </w:p>
     <w:p>
-      <w:pPr>
-        <w:spacing w:after="0" w:before="0"/>
-      </w:pPr>
       <w:r>
-        <w:rPr>
-          <w:b w:val="0"/>
-          <w:i w:val="0"/>
-          <w:sz w:val="22"/>
-        </w:rPr>
-        <w:t>(d) Tsetse fly</w:t>
+        <w:t xml:space="preserve">(a) Flat on the back</w:t>
       </w:r>
     </w:p>
     <w:p>
-      <w:pPr>
-        <w:spacing w:after="0" w:before="40"/>
-      </w:pPr>
       <w:r>
-        <w:rPr>
-          <w:b/>
-          <w:i w:val="0"/>
-          <w:sz w:val="22"/>
-        </w:rPr>
-        <w:t>Answer: a</w:t>
+        <w:t xml:space="preserve">(b) Prone</w:t>
       </w:r>
     </w:p>
     <w:p>
-      <w:pPr>
-        <w:spacing w:after="0" w:before="0"/>
-      </w:pPr>
       <w:r>
-        <w:rPr>
-          <w:b w:val="0"/>
-          <w:i w:val="0"/>
-          <w:sz w:val="21"/>
-        </w:rPr>
-        <w:t>Solution: Kala-azar is transmitted by the sandfly (Phlebotomus). Anopheles (b) transmits malaria, Culex (c) transmits filariasis and Japanese encephalitis, and the tsetse fly (d) transmits sleeping sickness.</w:t>
+        <w:t xml:space="preserve">(c) Semi-upright with the head elevated</w:t>
       </w:r>
     </w:p>
     <w:p>
-      <w:pPr>
-        <w:spacing w:after="0" w:before="0"/>
-      </w:pPr>
       <w:r>
-        <w:rPr>
-          <w:b w:val="0"/>
-          <w:i w:val="0"/>
-          <w:sz w:val="20"/>
-        </w:rPr>
-        <w:t>Positive Marks: 1</w:t>
+        <w:t xml:space="preserve">(d) Hanging head down</w:t>
       </w:r>
     </w:p>
     <w:p>
-      <w:pPr>
-        <w:spacing w:after="160" w:before="0"/>
-      </w:pPr>
       <w:r>
-        <w:rPr>
-          <w:b w:val="0"/>
-          <w:i w:val="0"/>
-          <w:sz w:val="20"/>
-        </w:rPr>
-        <w:t>Negative Marks: 0.25</w:t>
+        <w:t xml:space="preserve">Answer: c</w:t>
       </w:r>
     </w:p>
     <w:p>
-      <w:pPr>
-        <w:spacing w:after="40" w:before="120"/>
-      </w:pPr>
       <w:r>
-        <w:rPr>
-          <w:b w:val="0"/>
-          <w:i w:val="0"/>
-          <w:sz w:val="22"/>
-        </w:rPr>
-        <w:t>Question: Mission Indradhanush is a Government of India programme aimed at:</w:t>
+        <w:t xml:space="preserve">Solution: The semi-upright position maximizes chest expansion and drainage, easing breathing in bronchiolitis.</w:t>
       </w:r>
     </w:p>
     <w:p>
-      <w:pPr>
-        <w:spacing w:after="0" w:before="0"/>
-      </w:pPr>
       <w:r>
-        <w:rPr>
-          <w:b w:val="0"/>
-          <w:i w:val="0"/>
-          <w:sz w:val="22"/>
-        </w:rPr>
-        <w:t>(a) Achieving full immunization coverage of unvaccinated and partially vaccinated children</w:t>
+        <w:t xml:space="preserve">Positive Marks: 1</w:t>
       </w:r>
     </w:p>
     <w:p>
-      <w:pPr>
-        <w:spacing w:after="0" w:before="0"/>
-      </w:pPr>
       <w:r>
-        <w:rPr>
-          <w:b w:val="0"/>
-          <w:i w:val="0"/>
-          <w:sz w:val="22"/>
-        </w:rPr>
-        <w:t>(b) Eradicating malaria</w:t>
+        <w:t xml:space="preserve">Negative Marks: 0.25</w:t>
       </w:r>
     </w:p>
     <w:p>
-      <w:pPr>
-        <w:spacing w:after="0" w:before="0"/>
-      </w:pPr>
       <w:r>
-        <w:rPr>
-          <w:b w:val="0"/>
-          <w:i w:val="0"/>
-          <w:sz w:val="22"/>
-        </w:rPr>
-        <w:t>(c) Providing free treatment for tuberculosis</w:t>
+        <w:t xml:space="preserve"/>
       </w:r>
     </w:p>
     <w:p>
-      <w:pPr>
-        <w:spacing w:after="0" w:before="0"/>
-      </w:pPr>
       <w:r>
-        <w:rPr>
-          <w:b w:val="0"/>
-          <w:i w:val="0"/>
-          <w:sz w:val="22"/>
-        </w:rPr>
-        <w:t>(d) Improving maternal nutrition</w:t>
+        <w:t xml:space="preserve">Question: The most dangerous complication of alcohol withdrawal is:</w:t>
       </w:r>
     </w:p>
     <w:p>
-      <w:pPr>
-        <w:spacing w:after="0" w:before="40"/>
-      </w:pPr>
       <w:r>
-        <w:rPr>
-          <w:b/>
-          <w:i w:val="0"/>
-          <w:sz w:val="22"/>
-        </w:rPr>
-        <w:t>Answer: a</w:t>
+        <w:t xml:space="preserve">(a) Delirium tremens</w:t>
       </w:r>
     </w:p>
     <w:p>
-      <w:pPr>
-        <w:spacing w:after="0" w:before="0"/>
-      </w:pPr>
       <w:r>
-        <w:rPr>
-          <w:b w:val="0"/>
-          <w:i w:val="0"/>
-          <w:sz w:val="21"/>
-        </w:rPr>
-        <w:t>Solution: Mission Indradhanush targets unvaccinated and partially vaccinated children and pregnant women to achieve full immunization coverage under the Universal Immunization Programme. The other options describe different programmes.</w:t>
+        <w:t xml:space="preserve">(b) Mild headache</w:t>
       </w:r>
     </w:p>
     <w:p>
-      <w:pPr>
-        <w:spacing w:after="0" w:before="0"/>
-      </w:pPr>
       <w:r>
-        <w:rPr>
-          <w:b w:val="0"/>
-          <w:i w:val="0"/>
-          <w:sz w:val="20"/>
-        </w:rPr>
-        <w:t>Positive Marks: 1</w:t>
+        <w:t xml:space="preserve">(c) Increased appetite</w:t>
       </w:r>
     </w:p>
     <w:p>
-      <w:pPr>
-        <w:spacing w:after="160" w:before="0"/>
-      </w:pPr>
       <w:r>
-        <w:rPr>
-          <w:b w:val="0"/>
-          <w:i w:val="0"/>
-          <w:sz w:val="20"/>
-        </w:rPr>
-        <w:t>Negative Marks: 0.25</w:t>
+        <w:t xml:space="preserve">(d) Euphoria</w:t>
       </w:r>
     </w:p>
     <w:p>
-      <w:pPr>
-        <w:spacing w:after="40" w:before="120"/>
-      </w:pPr>
       <w:r>
-        <w:rPr>
-          <w:b w:val="0"/>
-          <w:i w:val="0"/>
-          <w:sz w:val="22"/>
-        </w:rPr>
-        <w:t>Question: According to the Health Belief Model, a person's subjective belief about the likelihood of developing a disease is termed:</w:t>
+        <w:t xml:space="preserve">Answer: a</w:t>
       </w:r>
     </w:p>
     <w:p>
-      <w:pPr>
-        <w:spacing w:after="0" w:before="0"/>
-      </w:pPr>
       <w:r>
-        <w:rPr>
-          <w:b w:val="0"/>
-          <w:i w:val="0"/>
-          <w:sz w:val="22"/>
-        </w:rPr>
-        <w:t>(a) Perceived susceptibility</w:t>
+        <w:t xml:space="preserve">Solution: Delirium tremens — confusion, hallucinations, autonomic storm, and seizures — can be fatal and needs urgent treatment.</w:t>
       </w:r>
     </w:p>
     <w:p>
-      <w:pPr>
-        <w:spacing w:after="0" w:before="0"/>
-      </w:pPr>
       <w:r>
-        <w:rPr>
-          <w:b w:val="0"/>
-          <w:i w:val="0"/>
-          <w:sz w:val="22"/>
-        </w:rPr>
-        <w:t>(b) Perceived severity</w:t>
+        <w:t xml:space="preserve">Positive Marks: 1</w:t>
       </w:r>
     </w:p>
     <w:p>
-      <w:pPr>
-        <w:spacing w:after="0" w:before="0"/>
-      </w:pPr>
       <w:r>
-        <w:rPr>
-          <w:b w:val="0"/>
-          <w:i w:val="0"/>
-          <w:sz w:val="22"/>
-        </w:rPr>
-        <w:t>(c) Perceived barriers</w:t>
+        <w:t xml:space="preserve">Negative Marks: 0.25</w:t>
       </w:r>
     </w:p>
     <w:p>
-      <w:pPr>
-        <w:spacing w:after="0" w:before="0"/>
-      </w:pPr>
       <w:r>
-        <w:rPr>
-          <w:b w:val="0"/>
-          <w:i w:val="0"/>
-          <w:sz w:val="22"/>
-        </w:rPr>
-        <w:t>(d) Cues to action</w:t>
+        <w:t xml:space="preserve"/>
       </w:r>
     </w:p>
     <w:p>
-      <w:pPr>
-        <w:spacing w:after="0" w:before="40"/>
-      </w:pPr>
       <w:r>
-        <w:rPr>
-          <w:b/>
-          <w:i w:val="0"/>
-          <w:sz w:val="22"/>
-        </w:rPr>
-        <w:t>Answer: a</w:t>
+        <w:t xml:space="preserve">Question: Tetanus toxoid (TT) is given to a pregnant woman to:</w:t>
       </w:r>
     </w:p>
     <w:p>
-      <w:pPr>
-        <w:spacing w:after="0" w:before="0"/>
-      </w:pPr>
       <w:r>
-        <w:rPr>
-          <w:b w:val="0"/>
-          <w:i w:val="0"/>
-          <w:sz w:val="21"/>
-        </w:rPr>
-        <w:t>Solution: Perceived susceptibility is the individual's belief about his or her personal risk of contracting a condition. Perceived severity (b) is the belief about consequences, perceived barriers (c) about obstacles to action, and cues to action (d) are triggers for behaviour.</w:t>
+        <w:t xml:space="preserve">(a) Treat malaria</w:t>
       </w:r>
     </w:p>
     <w:p>
-      <w:pPr>
-        <w:spacing w:after="0" w:before="0"/>
-      </w:pPr>
       <w:r>
-        <w:rPr>
-          <w:b w:val="0"/>
-          <w:i w:val="0"/>
-          <w:sz w:val="20"/>
-        </w:rPr>
-        <w:t>Positive Marks: 1</w:t>
+        <w:t xml:space="preserve">(b) Prevent anemia</w:t>
       </w:r>
     </w:p>
     <w:p>
-      <w:pPr>
-        <w:spacing w:after="160" w:before="0"/>
-      </w:pPr>
       <w:r>
-        <w:rPr>
-          <w:b w:val="0"/>
-          <w:i w:val="0"/>
-          <w:sz w:val="20"/>
-        </w:rPr>
-        <w:t>Negative Marks: 0.25</w:t>
+        <w:t xml:space="preserve">(c) Prevent preeclampsia</w:t>
       </w:r>
     </w:p>
     <w:p>
-      <w:pPr>
-        <w:spacing w:after="40" w:before="120"/>
-      </w:pPr>
       <w:r>
-        <w:rPr>
-          <w:b w:val="0"/>
-          <w:i w:val="0"/>
-          <w:sz w:val="22"/>
-        </w:rPr>
-        <w:t>Question: The law that defines the legal scope of nursing practice and the requirements for licensure in a state is the:</w:t>
+        <w:t xml:space="preserve">(d) Protect the newborn from neonatal tetanus</w:t>
       </w:r>
     </w:p>
     <w:p>
-      <w:pPr>
-        <w:spacing w:after="0" w:before="0"/>
-      </w:pPr>
       <w:r>
-        <w:rPr>
-          <w:b w:val="0"/>
-          <w:i w:val="0"/>
-          <w:sz w:val="22"/>
-        </w:rPr>
-        <w:t>(a) Nurse Practice Act</w:t>
+        <w:t xml:space="preserve">Answer: d</w:t>
       </w:r>
     </w:p>
     <w:p>
-      <w:pPr>
-        <w:spacing w:after="0" w:before="0"/>
-      </w:pPr>
       <w:r>
-        <w:rPr>
-          <w:b w:val="0"/>
-          <w:i w:val="0"/>
-          <w:sz w:val="22"/>
-        </w:rPr>
-        <w:t>(b) Indian Penal Code</w:t>
+        <w:t xml:space="preserve">Solution: Maternal TT immunization produces antibodies that cross the placenta, preventing neonatal tetanus.</w:t>
       </w:r>
     </w:p>
     <w:p>
-      <w:pPr>
-        <w:spacing w:after="0" w:before="0"/>
-      </w:pPr>
       <w:r>
-        <w:rPr>
-          <w:b w:val="0"/>
-          <w:i w:val="0"/>
-          <w:sz w:val="22"/>
-        </w:rPr>
-        <w:t>(c) Consumer Protection Act</w:t>
+        <w:t xml:space="preserve">Positive Marks: 1</w:t>
       </w:r>
     </w:p>
     <w:p>
-      <w:pPr>
-        <w:spacing w:after="0" w:before="0"/>
-      </w:pPr>
       <w:r>
-        <w:rPr>
-          <w:b w:val="0"/>
-          <w:i w:val="0"/>
-          <w:sz w:val="22"/>
-        </w:rPr>
-        <w:t>(d) Biomedical Waste Management Rules</w:t>
+        <w:t xml:space="preserve">Negative Marks: 0.25</w:t>
       </w:r>
     </w:p>
     <w:p>
-      <w:pPr>
-        <w:spacing w:after="0" w:before="40"/>
-      </w:pPr>
       <w:r>
-        <w:rPr>
-          <w:b/>
-          <w:i w:val="0"/>
-          <w:sz w:val="22"/>
-        </w:rPr>
-        <w:t>Answer: a</w:t>
+        <w:t xml:space="preserve"/>
       </w:r>
     </w:p>
     <w:p>
-      <w:pPr>
-        <w:spacing w:after="0" w:before="0"/>
-      </w:pPr>
       <w:r>
-        <w:rPr>
-          <w:b w:val="0"/>
-          <w:i w:val="0"/>
-          <w:sz w:val="21"/>
-        </w:rPr>
-        <w:t>Solution: The Nurse Practice Act of each state defines the scope of practice, standards, and licensure requirements for nurses. The Indian Penal Code (b) is criminal law, and the other options are unrelated statutes.</w:t>
+        <w:t xml:space="preserve">Question: Omeprazole reduces gastric acid by:</w:t>
       </w:r>
     </w:p>
     <w:p>
-      <w:pPr>
-        <w:spacing w:after="0" w:before="0"/>
-      </w:pPr>
       <w:r>
-        <w:rPr>
-          <w:b w:val="0"/>
-          <w:i w:val="0"/>
-          <w:sz w:val="20"/>
-        </w:rPr>
-        <w:t>Positive Marks: 1</w:t>
+        <w:t xml:space="preserve">(a) Neutralizing acid directly</w:t>
       </w:r>
     </w:p>
     <w:p>
-      <w:pPr>
-        <w:spacing w:after="160" w:before="0"/>
-      </w:pPr>
       <w:r>
-        <w:rPr>
-          <w:b w:val="0"/>
-          <w:i w:val="0"/>
-          <w:sz w:val="20"/>
-        </w:rPr>
-        <w:t>Negative Marks: 0.25</w:t>
+        <w:t xml:space="preserve">(b) Blocking the proton pump in parietal cells</w:t>
       </w:r>
     </w:p>
     <w:p>
-      <w:pPr>
-        <w:spacing w:after="40" w:before="120"/>
-      </w:pPr>
       <w:r>
-        <w:rPr>
-          <w:b w:val="0"/>
-          <w:i w:val="0"/>
-          <w:sz w:val="22"/>
-        </w:rPr>
-        <w:t>Question: Barcode medication administration (BCMA) helps reduce medication errors primarily by:</w:t>
+        <w:t xml:space="preserve">(c) Blocking H2 receptors</w:t>
       </w:r>
     </w:p>
     <w:p>
-      <w:pPr>
-        <w:spacing w:after="0" w:before="0"/>
-      </w:pPr>
       <w:r>
-        <w:rPr>
-          <w:b w:val="0"/>
-          <w:i w:val="0"/>
-          <w:sz w:val="22"/>
-        </w:rPr>
-        <w:t>(a) Electronically verifying the right patient, drug, dose, route, and time</w:t>
+        <w:t xml:space="preserve">(d) Increasing mucus</w:t>
       </w:r>
     </w:p>
     <w:p>
-      <w:pPr>
-        <w:spacing w:after="0" w:before="0"/>
-      </w:pPr>
       <w:r>
-        <w:rPr>
-          <w:b w:val="0"/>
-          <w:i w:val="0"/>
-          <w:sz w:val="22"/>
-        </w:rPr>
-        <w:t>(b) Replacing the need for a nurse's clinical judgment</w:t>
+        <w:t xml:space="preserve">Answer: b</w:t>
       </w:r>
     </w:p>
     <w:p>
-      <w:pPr>
-        <w:spacing w:after="0" w:before="0"/>
-      </w:pPr>
       <w:r>
-        <w:rPr>
-          <w:b w:val="0"/>
-          <w:i w:val="0"/>
-          <w:sz w:val="22"/>
-        </w:rPr>
-        <w:t>(c) Increasing the number of medications prescribed</w:t>
+        <w:t xml:space="preserve">Solution: Omeprazole is a proton pump inhibitor that irreversibly blocks the final step of acid secretion in parietal cells.</w:t>
       </w:r>
     </w:p>
     <w:p>
-      <w:pPr>
-        <w:spacing w:after="0" w:before="0"/>
-      </w:pPr>
       <w:r>
-        <w:rPr>
-          <w:b w:val="0"/>
-          <w:i w:val="0"/>
-          <w:sz w:val="22"/>
-        </w:rPr>
-        <w:t>(d) Eliminating the need for medication orders</w:t>
+        <w:t xml:space="preserve">Positive Marks: 1</w:t>
       </w:r>
     </w:p>
     <w:p>
-      <w:pPr>
-        <w:spacing w:after="0" w:before="40"/>
-      </w:pPr>
       <w:r>
-        <w:rPr>
-          <w:b/>
-          <w:i w:val="0"/>
-          <w:sz w:val="22"/>
-        </w:rPr>
-        <w:t>Answer: a</w:t>
+        <w:t xml:space="preserve">Negative Marks: 0.25</w:t>
       </w:r>
     </w:p>
     <w:p>
-      <w:pPr>
-        <w:spacing w:after="0" w:before="0"/>
-      </w:pPr>
       <w:r>
-        <w:rPr>
-          <w:b w:val="0"/>
-          <w:i w:val="0"/>
-          <w:sz w:val="21"/>
-        </w:rPr>
-        <w:t>Solution: BCMA scans the client's wristband and medication label to verify the five rights electronically at the bedside, preventing wrong-patient and wrong-drug errors. It does not replace judgment (b) or eliminate orders (d).</w:t>
+        <w:t xml:space="preserve"/>
       </w:r>
     </w:p>
     <w:p>
-      <w:pPr>
-        <w:spacing w:after="0" w:before="0"/>
-      </w:pPr>
       <w:r>
-        <w:rPr>
-          <w:b w:val="0"/>
-          <w:i w:val="0"/>
-          <w:sz w:val="20"/>
-        </w:rPr>
-        <w:t>Positive Marks: 1</w:t>
+        <w:t xml:space="preserve">Question: The longest bone in the human body is the:</w:t>
       </w:r>
     </w:p>
     <w:p>
-      <w:pPr>
-        <w:spacing w:after="160" w:before="0"/>
-      </w:pPr>
       <w:r>
-        <w:rPr>
-          <w:b w:val="0"/>
-          <w:i w:val="0"/>
-          <w:sz w:val="20"/>
-        </w:rPr>
-        <w:t>Negative Marks: 0.25</w:t>
+        <w:t xml:space="preserve">(a) Tibia</w:t>
       </w:r>
     </w:p>
     <w:p>
-      <w:pPr>
-        <w:spacing w:after="40" w:before="120"/>
-      </w:pPr>
       <w:r>
-        <w:rPr>
-          <w:b w:val="0"/>
-          <w:i w:val="0"/>
-          <w:sz w:val="22"/>
-        </w:rPr>
-        <w:t>Question: A nurse keeps a promise to a client to provide pain relief and remains faithful to professional commitments. This demonstrates the ethical principle of:</w:t>
+        <w:t xml:space="preserve">(b) Humerus</w:t>
       </w:r>
     </w:p>
     <w:p>
-      <w:pPr>
-        <w:spacing w:after="0" w:before="0"/>
-      </w:pPr>
       <w:r>
-        <w:rPr>
-          <w:b w:val="0"/>
-          <w:i w:val="0"/>
-          <w:sz w:val="22"/>
-        </w:rPr>
-        <w:t>(a) Fidelity</w:t>
+        <w:t xml:space="preserve">(c) Femur</w:t>
       </w:r>
     </w:p>
     <w:p>
-      <w:pPr>
-        <w:spacing w:after="0" w:before="0"/>
-      </w:pPr>
       <w:r>
-        <w:rPr>
-          <w:b w:val="0"/>
-          <w:i w:val="0"/>
-          <w:sz w:val="22"/>
-        </w:rPr>
-        <w:t>(b) Autonomy</w:t>
+        <w:t xml:space="preserve">(d) Fibula</w:t>
       </w:r>
     </w:p>
     <w:p>
-      <w:pPr>
-        <w:spacing w:after="0" w:before="0"/>
-      </w:pPr>
       <w:r>
-        <w:rPr>
-          <w:b w:val="0"/>
-          <w:i w:val="0"/>
-          <w:sz w:val="22"/>
-        </w:rPr>
-        <w:t>(c) Justice</w:t>
+        <w:t xml:space="preserve">Answer: c</w:t>
       </w:r>
     </w:p>
     <w:p>
-      <w:pPr>
-        <w:spacing w:after="0" w:before="0"/>
-      </w:pPr>
       <w:r>
-        <w:rPr>
-          <w:b w:val="0"/>
-          <w:i w:val="0"/>
-          <w:sz w:val="22"/>
-        </w:rPr>
-        <w:t>(d) Nonmaleficence</w:t>
+        <w:t xml:space="preserve">Solution: The femur (thigh bone) is the longest and strongest bone in the body.</w:t>
       </w:r>
     </w:p>
     <w:p>
-      <w:pPr>
-        <w:spacing w:after="0" w:before="40"/>
-      </w:pPr>
       <w:r>
-        <w:rPr>
-          <w:b/>
-          <w:i w:val="0"/>
-          <w:sz w:val="22"/>
-        </w:rPr>
-        <w:t>Answer: a</w:t>
+        <w:t xml:space="preserve">Positive Marks: 1</w:t>
       </w:r>
     </w:p>
     <w:p>
-      <w:pPr>
-        <w:spacing w:after="0" w:before="0"/>
-      </w:pPr>
       <w:r>
-        <w:rPr>
-          <w:b w:val="0"/>
-          <w:i w:val="0"/>
-          <w:sz w:val="21"/>
-        </w:rPr>
-        <w:t>Solution: Fidelity is the duty to keep promises and be faithful to commitments. Autonomy (b) respects the client's right to choose, justice (c) is fairness in the distribution of care, and nonmaleficence (d) is doing no harm.</w:t>
+        <w:t xml:space="preserve">Negative Marks: 0.25</w:t>
       </w:r>
     </w:p>
     <w:p>
-      <w:pPr>
-        <w:spacing w:after="0" w:before="0"/>
-      </w:pPr>
       <w:r>
-        <w:rPr>
-          <w:b w:val="0"/>
-          <w:i w:val="0"/>
-          <w:sz w:val="20"/>
-        </w:rPr>
-        <w:t>Positive Marks: 1</w:t>
+        <w:t xml:space="preserve"/>
       </w:r>
     </w:p>
     <w:p>
-      <w:pPr>
-        <w:spacing w:after="160" w:before="0"/>
-      </w:pPr>
       <w:r>
-        <w:rPr>
-          <w:b w:val="0"/>
-          <w:i w:val="0"/>
-          <w:sz w:val="20"/>
-        </w:rPr>
-        <w:t>Negative Marks: 0.25</w:t>
+        <w:t xml:space="preserve">Question: A client with raised intracranial pressure is positioned with the head of the bed elevated to:</w:t>
+      </w:r>
+    </w:p>
+    <w:p>
+      <w:r>
+        <w:t xml:space="preserve">(a) 30 degrees, head midline</w:t>
+      </w:r>
+    </w:p>
+    <w:p>
+      <w:r>
+        <w:t xml:space="preserve">(b) 90 degrees</w:t>
+      </w:r>
+    </w:p>
+    <w:p>
+      <w:r>
+        <w:t xml:space="preserve">(c) 0 degrees flat</w:t>
+      </w:r>
+    </w:p>
+    <w:p>
+      <w:r>
+        <w:t xml:space="preserve">(d) 180 degrees</w:t>
+      </w:r>
+    </w:p>
+    <w:p>
+      <w:r>
+        <w:t xml:space="preserve">Answer: a</w:t>
+      </w:r>
+    </w:p>
+    <w:p>
+      <w:r>
+        <w:t xml:space="preserve">Solution: Elevating the head 30 degrees with the head midline promotes venous drainage and lowers intracranial pressure.</w:t>
+      </w:r>
+    </w:p>
+    <w:p>
+      <w:r>
+        <w:t xml:space="preserve">Positive Marks: 1</w:t>
+      </w:r>
+    </w:p>
+    <w:p>
+      <w:r>
+        <w:t xml:space="preserve">Negative Marks: 0.25</w:t>
+      </w:r>
+    </w:p>
+    <w:p>
+      <w:r>
+        <w:t xml:space="preserve"/>
+      </w:r>
+    </w:p>
+    <w:p>
+      <w:r>
+        <w:t xml:space="preserve">Question: Folic acid supplementation is most important for a pregnant woman to prevent:</w:t>
+      </w:r>
+    </w:p>
+    <w:p>
+      <w:r>
+        <w:t xml:space="preserve">(a) Preeclampsia</w:t>
+      </w:r>
+    </w:p>
+    <w:p>
+      <w:r>
+        <w:t xml:space="preserve">(b) Gestational diabetes</w:t>
+      </w:r>
+    </w:p>
+    <w:p>
+      <w:r>
+        <w:t xml:space="preserve">(c) Excessive weight gain</w:t>
+      </w:r>
+    </w:p>
+    <w:p>
+      <w:r>
+        <w:t xml:space="preserve">(d) Neural tube defects in the fetus</w:t>
+      </w:r>
+    </w:p>
+    <w:p>
+      <w:r>
+        <w:t xml:space="preserve">Answer: d</w:t>
+      </w:r>
+    </w:p>
+    <w:p>
+      <w:r>
+        <w:t xml:space="preserve">Solution: Periconceptional folic acid prevents neural tube defects such as spina bifida in the developing fetus.</w:t>
+      </w:r>
+    </w:p>
+    <w:p>
+      <w:r>
+        <w:t xml:space="preserve">Positive Marks: 1</w:t>
+      </w:r>
+    </w:p>
+    <w:p>
+      <w:r>
+        <w:t xml:space="preserve">Negative Marks: 0.25</w:t>
       </w:r>
     </w:p>
     <w:sectPr>
       <w:pgSz w:w="12240" w:h="15840"/>
-      <w:pgMar w:top="864" w:right="1008" w:bottom="864" w:left="1008" w:header="720" w:footer="720" w:gutter="0"/>
+      <w:pgMar w:top="1440" w:right="1800" w:bottom="1440" w:left="1800" w:header="720" w:footer="720" w:gutter="0"/>
       <w:cols w:space="720"/>
       <w:docGrid w:linePitch="360"/>
     </w:sectPr>
@@ -2715,10 +1365,6 @@
     <w:name w:val="Normal"/>
     <w:qFormat/>
     <w:rsid w:val="00FC693F"/>
-    <w:rPr>
-      <w:rFonts w:ascii="Calibri" w:hAnsi="Calibri"/>
-      <w:sz w:val="22"/>
-    </w:rPr>
   </w:style>
   <w:style w:type="paragraph" w:styleId="Header">
     <w:name w:val="header"/>
